--- a/docs/supplementary/Supplementary_Table_S2_coverage_matrix.docx
+++ b/docs/supplementary/Supplementary_Table_S2_coverage_matrix.docx
@@ -9,7 +9,7 @@
           <w:b/>
           <w:sz w:val="21"/>
         </w:rPr>
-        <w:t>Supplementary Table S2. Complete audit matrix for the 12 ordered transfer directions (discrimination, coverage, and prediction-set efficiency; LR primary reference and LightGBM comparator; 50 pre-registered seeds; AUC and coverage as mean ± SD)</w:t>
+        <w:t>Supplementary Table S2. Complete audit matrix for the 12 ordered transfer directions (discrimination, coverage, and prediction-set efficiency; the primary model (LR) and the comparator model (LightGBM); 50 random seeds; AUC and coverage as mean ± SD)</w:t>
       </w:r>
     </w:p>
     <w:tbl>
@@ -60,14 +60,15 @@
             <w:tcW w:type="dxa" w:w="480"/>
           </w:tcPr>
           <w:p>
-            <w:r/>
+            <w:r>
+              <w:t>Level</w:t>
+            </w:r>
             <w:r>
               <w:rPr>
                 <w:rFonts w:ascii="Times New Roman" w:hAnsi="Times New Roman"/>
                 <w:b/>
                 <w:sz w:val="17"/>
               </w:rPr>
-              <w:t>Tier</w:t>
             </w:r>
           </w:p>
         </w:tc>
@@ -3599,7 +3600,7 @@
           <w:rFonts w:ascii="Times New Roman" w:hAnsi="Times New Roman"/>
           <w:sz w:val="18"/>
         </w:rPr>
-        <w:t>Notes. (1) AUC is the subject-level test AUC on the target dataset; coverage, PD/HC conditional coverage, mean set size, singleton rate, and full-set output rate are means over the 50 pre-registered seeds (SD additionally reported for AUC and coverage). Conditional coverage is coverage among PD and among HC subjects, respectively.</w:t>
+        <w:t>Notes. (1) AUC is the participant-level test AUC on the target dataset; coverage, PD/HC conditional coverage, mean set size, singleton rate, and full-set output rate are means over the 50 random seeds (SD additionally reported for AUC and coverage). Conditional coverage is coverage among PD and among HC participants, respectively.</w:t>
       </w:r>
     </w:p>
     <w:p>
@@ -3608,7 +3609,7 @@
           <w:rFonts w:ascii="Times New Roman" w:hAnsi="Times New Roman"/>
           <w:sz w:val="18"/>
         </w:rPr>
-        <w:t>(2) Tier is the effective feature tier of the direction (the smaller of the source and target ceilings); N src / N tgt are the cohort sizes. The full-set output rate equals the doubleton rate (in binary classification, a prediction set containing both classes) and is the abstention fraction; the empty-set rate is 0.</w:t>
+        <w:t>(2) Level is the effective feature level of the direction (the smaller of the source and target ceilings); N src / N tgt are the cohort sizes. The full-set output rate equals the doubleton rate (in binary classification, a prediction set containing both classes) and is the abstention fraction; the empty-set rate is 0.</w:t>
       </w:r>
     </w:p>
     <w:p>
@@ -3617,7 +3618,7 @@
           <w:rFonts w:ascii="Times New Roman" w:hAnsi="Times New Roman"/>
           <w:sz w:val="18"/>
         </w:rPr>
-        <w:t>(3) This table is a descriptive matrix of the 12 ordered directions; the confirmatory tests for the three primary directions (including the pooled clinical-pool→self-report direction) are reported in manuscript Table 2. Confidence intervals are defined only on the confirmatory single split and are therefore not reported here.</w:t>
+        <w:t>(3) This table is a descriptive matrix of the 12 ordered directions; the statistical tests for the three confirmatory directions (including the pooled clinical-pool→self-report direction) are reported in manuscript Table 2. Confidence intervals are defined only on the confirmatory single split and are therefore not reported here.</w:t>
       </w:r>
     </w:p>
     <w:p>
@@ -3626,7 +3627,7 @@
           <w:rFonts w:ascii="Times New Roman" w:hAnsi="Times New Roman"/>
           <w:sz w:val="18"/>
         </w:rPr>
-        <w:t>(4) Discrimination plays no inferential role: the 50-seed AUC summaries characterize split stability only; the direction-level joint reading of AUC and coverage is presented in the manuscript and Figure 3.</w:t>
+        <w:t>(4) Discrimination plays no inferential role: the 50-seed AUC summaries characterize stability across splits only; the direction-level descriptive joint interpretation of AUC and coverage is presented in the manuscript and Figure 3.</w:t>
       </w:r>
     </w:p>
     <w:sectPr>
